--- a/test/RQ3_test/Survey_used.docx
+++ b/test/RQ3_test/Survey_used.docx
@@ -53,301 +53,299 @@
           <w:sz w:val="28"/>
           <w:szCs w:val="32"/>
         </w:rPr>
-        <w:t xml:space="preserve">Part </w:t>
-      </w:r>
-      <w:proofErr w:type="gramStart"/>
-      <w:r>
-        <w:rPr>
-          <w:rFonts w:hint="eastAsia"/>
+        <w:t>Part 1:</w:t>
+      </w:r>
+      <w:r>
+        <w:rPr>
           <w:b/>
           <w:bCs/>
           <w:sz w:val="28"/>
           <w:szCs w:val="32"/>
         </w:rPr>
-        <w:t>1:</w:t>
-      </w:r>
-      <w:r>
-        <w:rPr>
+        <w:t>Cognitive and Troubleshooting Performance Evaluation</w:t>
+      </w:r>
+    </w:p>
+    <w:p>
+      <w:pPr>
+        <w:rPr>
+          <w:rFonts w:hint="eastAsia"/>
+          <w:b/>
+          <w:bCs/>
+          <w:sz w:val="24"/>
+          <w:szCs w:val="24"/>
+        </w:rPr>
+      </w:pPr>
+      <w:r>
+        <w:rPr>
+          <w:b/>
+          <w:bCs/>
+          <w:sz w:val="24"/>
+          <w:szCs w:val="24"/>
+        </w:rPr>
+        <w:t>Please provide your genuine feedback based on the troubleshooting task you just completed.</w:t>
+      </w:r>
+      <w:r>
+        <w:rPr>
+          <w:rFonts w:hint="eastAsia"/>
+          <w:b/>
+          <w:bCs/>
+          <w:sz w:val="24"/>
+          <w:szCs w:val="24"/>
+        </w:rPr>
+        <w:t xml:space="preserve"> Choose t</w:t>
+      </w:r>
+      <w:r>
+        <w:rPr>
+          <w:b/>
+          <w:bCs/>
+          <w:sz w:val="24"/>
+          <w:szCs w:val="24"/>
+        </w:rPr>
+        <w:t>he most appropriate number</w:t>
+      </w:r>
+      <w:r>
+        <w:rPr>
+          <w:rFonts w:hint="eastAsia"/>
+          <w:b/>
+          <w:bCs/>
+          <w:sz w:val="24"/>
+          <w:szCs w:val="24"/>
+        </w:rPr>
+        <w:t xml:space="preserve"> and f</w:t>
+      </w:r>
+      <w:r>
+        <w:rPr>
+          <w:rFonts w:hint="eastAsia"/>
+          <w:b/>
+          <w:bCs/>
+          <w:sz w:val="24"/>
+          <w:szCs w:val="24"/>
+        </w:rPr>
+        <w:t>ill in the blanks after the question.</w:t>
+      </w:r>
+    </w:p>
+    <w:p>
+      <w:pPr>
+        <w:rPr>
+          <w:rFonts w:hint="eastAsia"/>
+          <w:sz w:val="24"/>
+          <w:szCs w:val="24"/>
+        </w:rPr>
+      </w:pPr>
+      <w:r>
+        <w:rPr>
+          <w:sz w:val="24"/>
+          <w:szCs w:val="24"/>
+        </w:rPr>
+        <w:t>1. In the previous task, how much effort did you expend to understand the workflow logic and complete the troubleshooting?</w:t>
+      </w:r>
+      <w:r>
+        <w:rPr>
+          <w:sz w:val="24"/>
+          <w:szCs w:val="24"/>
+          <w:u w:val="single"/>
+        </w:rPr>
+        <w:t>              </w:t>
+      </w:r>
+    </w:p>
+    <w:p>
+      <w:pPr>
+        <w:rPr>
+          <w:rFonts w:hint="eastAsia"/>
+          <w:sz w:val="24"/>
+          <w:szCs w:val="24"/>
+        </w:rPr>
+      </w:pPr>
+      <w:r>
+        <w:rPr>
+          <w:sz w:val="24"/>
+          <w:szCs w:val="24"/>
+        </w:rPr>
+        <w:t>(Extremely Rare) 1 · 2 · 3 · 4 · 5 · 6 · 7 (Extremely Frequent)</w:t>
+      </w:r>
+    </w:p>
+    <w:p>
+      <w:pPr>
+        <w:rPr>
+          <w:rFonts w:hint="eastAsia"/>
+          <w:sz w:val="24"/>
+          <w:szCs w:val="24"/>
+        </w:rPr>
+      </w:pPr>
+      <w:r>
+        <w:rPr>
+          <w:rFonts w:hint="eastAsia"/>
+          <w:sz w:val="24"/>
+          <w:szCs w:val="24"/>
+        </w:rPr>
+        <w:t>2</w:t>
+      </w:r>
+      <w:r>
+        <w:rPr>
+          <w:sz w:val="24"/>
+          <w:szCs w:val="24"/>
+        </w:rPr>
+        <w:t>. I am very confident that the issue I just identified is the root cause of the agent's anomaly, rather than a superficial symptom.</w:t>
+      </w:r>
+      <w:r>
+        <w:rPr>
+          <w:sz w:val="24"/>
+          <w:szCs w:val="24"/>
+          <w:u w:val="single"/>
+        </w:rPr>
+        <w:t>              </w:t>
+      </w:r>
+    </w:p>
+    <w:p>
+      <w:pPr>
+        <w:rPr>
+          <w:rFonts w:hint="eastAsia"/>
+          <w:sz w:val="24"/>
+          <w:szCs w:val="24"/>
+        </w:rPr>
+      </w:pPr>
+      <w:r>
+        <w:rPr>
+          <w:sz w:val="24"/>
+          <w:szCs w:val="24"/>
+        </w:rPr>
+        <w:t>(Extremely uncertain) 1 · 2 · 3 · 4 · 5 · 6 · 7 (Extremely certain)</w:t>
+      </w:r>
+    </w:p>
+    <w:p>
+      <w:pPr>
+        <w:rPr>
+          <w:rFonts w:hint="eastAsia"/>
+          <w:sz w:val="24"/>
+          <w:szCs w:val="24"/>
+        </w:rPr>
+      </w:pPr>
+      <w:r>
+        <w:rPr>
+          <w:rFonts w:hint="eastAsia"/>
+          <w:sz w:val="24"/>
+          <w:szCs w:val="24"/>
+        </w:rPr>
+        <w:t>3</w:t>
+      </w:r>
+      <w:r>
+        <w:rPr>
+          <w:sz w:val="24"/>
+          <w:szCs w:val="24"/>
+        </w:rPr>
+        <w:t>. I am very confident that the fix I propose can address the issue at the system mechanism level without disrupting existing normal functionality.</w:t>
+      </w:r>
+      <w:r>
+        <w:rPr>
+          <w:sz w:val="24"/>
+          <w:szCs w:val="24"/>
+          <w:u w:val="single"/>
+        </w:rPr>
+        <w:t>              </w:t>
+      </w:r>
+    </w:p>
+    <w:p>
+      <w:pPr>
+        <w:rPr>
+          <w:rFonts w:hint="eastAsia"/>
+          <w:sz w:val="24"/>
+          <w:szCs w:val="24"/>
+        </w:rPr>
+      </w:pPr>
+      <w:r>
+        <w:rPr>
+          <w:sz w:val="24"/>
+          <w:szCs w:val="24"/>
+        </w:rPr>
+        <w:t>(Extremely uncertain) 1 · 2 · 3 · 4 · 5 · 6 · 7 (Extremely certain)</w:t>
+      </w:r>
+    </w:p>
+    <w:p>
+      <w:pPr>
+        <w:rPr>
+          <w:rFonts w:hint="eastAsia"/>
+          <w:sz w:val="24"/>
+          <w:szCs w:val="24"/>
+        </w:rPr>
+      </w:pPr>
+      <w:r>
+        <w:rPr>
+          <w:rFonts w:hint="eastAsia"/>
+          <w:sz w:val="24"/>
+          <w:szCs w:val="24"/>
+        </w:rPr>
+        <w:t>4</w:t>
+      </w:r>
+      <w:r>
+        <w:rPr>
+          <w:rFonts w:hint="eastAsia"/>
+          <w:sz w:val="24"/>
+          <w:szCs w:val="24"/>
+        </w:rPr>
+        <w:t xml:space="preserve">. </w:t>
+      </w:r>
+      <w:r>
+        <w:rPr>
+          <w:sz w:val="24"/>
+          <w:szCs w:val="24"/>
+        </w:rPr>
+        <w:t>When reviewing system logs and conversations, I can clearly distinguish irrelevant noise data and am not misled by them.</w:t>
+      </w:r>
+      <w:r>
+        <w:rPr>
+          <w:sz w:val="24"/>
+          <w:szCs w:val="24"/>
+          <w:u w:val="single"/>
+        </w:rPr>
+        <w:t>              </w:t>
+      </w:r>
+    </w:p>
+    <w:p>
+      <w:pPr>
+        <w:rPr>
+          <w:rFonts w:hint="eastAsia"/>
+          <w:sz w:val="24"/>
+          <w:szCs w:val="24"/>
+        </w:rPr>
+      </w:pPr>
+      <w:r>
+        <w:rPr>
+          <w:sz w:val="24"/>
+          <w:szCs w:val="24"/>
+        </w:rPr>
+        <w:t>(Extremely uncertain) 1 · 2 · 3 · 4 · 5 · 6 · 7 (Extremely certain)</w:t>
+      </w:r>
+    </w:p>
+    <w:p>
+      <w:pPr>
+        <w:rPr>
+          <w:rFonts w:hint="eastAsia"/>
+          <w:sz w:val="24"/>
+          <w:szCs w:val="24"/>
+        </w:rPr>
+      </w:pPr>
+    </w:p>
+    <w:p>
+      <w:pPr>
+        <w:rPr>
+          <w:rFonts w:hint="eastAsia"/>
           <w:b/>
           <w:bCs/>
           <w:sz w:val="28"/>
           <w:szCs w:val="32"/>
         </w:rPr>
-        <w:t>Cognitive</w:t>
-      </w:r>
-      <w:proofErr w:type="gramEnd"/>
-      <w:r>
-        <w:rPr>
+      </w:pPr>
+      <w:r>
+        <w:rPr>
+          <w:rFonts w:hint="eastAsia"/>
           <w:b/>
           <w:bCs/>
           <w:sz w:val="28"/>
           <w:szCs w:val="32"/>
         </w:rPr>
-        <w:t xml:space="preserve"> and Troubleshooting Performance Evaluation</w:t>
-      </w:r>
-    </w:p>
-    <w:p>
-      <w:pPr>
-        <w:rPr>
-          <w:rFonts w:hint="eastAsia"/>
-          <w:b/>
-          <w:bCs/>
-          <w:sz w:val="24"/>
-          <w:szCs w:val="24"/>
-        </w:rPr>
-      </w:pPr>
-      <w:r>
-        <w:rPr>
-          <w:b/>
-          <w:bCs/>
-          <w:sz w:val="24"/>
-          <w:szCs w:val="24"/>
-        </w:rPr>
-        <w:t>Please provide your genuine feedback based on the troubleshooting task you just completed.</w:t>
-      </w:r>
-      <w:r>
-        <w:rPr>
-          <w:rFonts w:hint="eastAsia"/>
-          <w:b/>
-          <w:bCs/>
-          <w:sz w:val="24"/>
-          <w:szCs w:val="24"/>
-        </w:rPr>
-        <w:t xml:space="preserve"> Choose t</w:t>
-      </w:r>
-      <w:r>
-        <w:rPr>
-          <w:b/>
-          <w:bCs/>
-          <w:sz w:val="24"/>
-          <w:szCs w:val="24"/>
-        </w:rPr>
-        <w:t>he most appropriate number</w:t>
-      </w:r>
-      <w:r>
-        <w:rPr>
-          <w:rFonts w:hint="eastAsia"/>
-          <w:b/>
-          <w:bCs/>
-          <w:sz w:val="24"/>
-          <w:szCs w:val="24"/>
-        </w:rPr>
-        <w:t xml:space="preserve"> and f</w:t>
-      </w:r>
-      <w:r>
-        <w:rPr>
-          <w:rFonts w:hint="eastAsia"/>
-          <w:b/>
-          <w:bCs/>
-          <w:sz w:val="24"/>
-          <w:szCs w:val="24"/>
-        </w:rPr>
-        <w:t>ill in the blanks after the question.</w:t>
-      </w:r>
-    </w:p>
-    <w:p>
-      <w:pPr>
-        <w:rPr>
-          <w:rFonts w:hint="eastAsia"/>
-          <w:sz w:val="24"/>
-          <w:szCs w:val="24"/>
-        </w:rPr>
-      </w:pPr>
-      <w:r>
-        <w:rPr>
-          <w:sz w:val="24"/>
-          <w:szCs w:val="24"/>
-        </w:rPr>
-        <w:t>1. In the previous task, how much effort did you expend to understand the workflow logic and complete the troubleshooting?</w:t>
-      </w:r>
-      <w:r>
-        <w:rPr>
-          <w:sz w:val="24"/>
-          <w:szCs w:val="24"/>
-          <w:u w:val="single"/>
-        </w:rPr>
-        <w:t>              </w:t>
-      </w:r>
-    </w:p>
-    <w:p>
-      <w:pPr>
-        <w:rPr>
-          <w:rFonts w:hint="eastAsia"/>
-          <w:sz w:val="24"/>
-          <w:szCs w:val="24"/>
-        </w:rPr>
-      </w:pPr>
-      <w:r>
-        <w:rPr>
-          <w:sz w:val="24"/>
-          <w:szCs w:val="24"/>
-        </w:rPr>
-        <w:t>(Extremely Rare) 1 · 2 · 3 · 4 · 5 · 6 · 7 (Extremely Frequent)</w:t>
-      </w:r>
-    </w:p>
-    <w:p>
-      <w:pPr>
-        <w:rPr>
-          <w:rFonts w:hint="eastAsia"/>
-          <w:sz w:val="24"/>
-          <w:szCs w:val="24"/>
-        </w:rPr>
-      </w:pPr>
-      <w:r>
-        <w:rPr>
-          <w:rFonts w:hint="eastAsia"/>
-          <w:sz w:val="24"/>
-          <w:szCs w:val="24"/>
-        </w:rPr>
-        <w:t>2</w:t>
-      </w:r>
-      <w:r>
-        <w:rPr>
-          <w:sz w:val="24"/>
-          <w:szCs w:val="24"/>
-        </w:rPr>
-        <w:t>. I am very confident that the issue I just identified is the root cause of the agent's anomaly, rather than a superficial symptom.</w:t>
-      </w:r>
-      <w:r>
-        <w:rPr>
-          <w:sz w:val="24"/>
-          <w:szCs w:val="24"/>
-          <w:u w:val="single"/>
-        </w:rPr>
-        <w:t>              </w:t>
-      </w:r>
-    </w:p>
-    <w:p>
-      <w:pPr>
-        <w:rPr>
-          <w:rFonts w:hint="eastAsia"/>
-          <w:sz w:val="24"/>
-          <w:szCs w:val="24"/>
-        </w:rPr>
-      </w:pPr>
-      <w:r>
-        <w:rPr>
-          <w:sz w:val="24"/>
-          <w:szCs w:val="24"/>
-        </w:rPr>
-        <w:t>(Extremely uncertain) 1 · 2 · 3 · 4 · 5 · 6 · 7 (Extremely certain)</w:t>
-      </w:r>
-    </w:p>
-    <w:p>
-      <w:pPr>
-        <w:rPr>
-          <w:rFonts w:hint="eastAsia"/>
-          <w:sz w:val="24"/>
-          <w:szCs w:val="24"/>
-        </w:rPr>
-      </w:pPr>
-      <w:r>
-        <w:rPr>
-          <w:rFonts w:hint="eastAsia"/>
-          <w:sz w:val="24"/>
-          <w:szCs w:val="24"/>
-        </w:rPr>
-        <w:t>3</w:t>
-      </w:r>
-      <w:r>
-        <w:rPr>
-          <w:sz w:val="24"/>
-          <w:szCs w:val="24"/>
-        </w:rPr>
-        <w:t>. I am very confident that the fix I propose can address the issue at the system mechanism level without disrupting existing normal functionality.</w:t>
-      </w:r>
-      <w:r>
-        <w:rPr>
-          <w:sz w:val="24"/>
-          <w:szCs w:val="24"/>
-          <w:u w:val="single"/>
-        </w:rPr>
-        <w:t>              </w:t>
-      </w:r>
-    </w:p>
-    <w:p>
-      <w:pPr>
-        <w:rPr>
-          <w:rFonts w:hint="eastAsia"/>
-          <w:sz w:val="24"/>
-          <w:szCs w:val="24"/>
-        </w:rPr>
-      </w:pPr>
-      <w:r>
-        <w:rPr>
-          <w:sz w:val="24"/>
-          <w:szCs w:val="24"/>
-        </w:rPr>
-        <w:t>(Extremely uncertain) 1 · 2 · 3 · 4 · 5 · 6 · 7 (Extremely certain)</w:t>
-      </w:r>
-    </w:p>
-    <w:p>
-      <w:pPr>
-        <w:rPr>
-          <w:rFonts w:hint="eastAsia"/>
-          <w:sz w:val="24"/>
-          <w:szCs w:val="24"/>
-        </w:rPr>
-      </w:pPr>
-      <w:r>
-        <w:rPr>
-          <w:rFonts w:hint="eastAsia"/>
-          <w:sz w:val="24"/>
-          <w:szCs w:val="24"/>
-        </w:rPr>
-        <w:t>4</w:t>
-      </w:r>
-      <w:r>
-        <w:rPr>
-          <w:rFonts w:hint="eastAsia"/>
-          <w:sz w:val="24"/>
-          <w:szCs w:val="24"/>
-        </w:rPr>
-        <w:t xml:space="preserve">. </w:t>
-      </w:r>
-      <w:r>
-        <w:rPr>
-          <w:sz w:val="24"/>
-          <w:szCs w:val="24"/>
-        </w:rPr>
-        <w:t>When reviewing system logs and conversations, I can clearly distinguish irrelevant noise data and am not misled by them.</w:t>
-      </w:r>
-      <w:r>
-        <w:rPr>
-          <w:sz w:val="24"/>
-          <w:szCs w:val="24"/>
-          <w:u w:val="single"/>
-        </w:rPr>
-        <w:t>              </w:t>
-      </w:r>
-    </w:p>
-    <w:p>
-      <w:pPr>
-        <w:rPr>
-          <w:rFonts w:hint="eastAsia"/>
-          <w:sz w:val="24"/>
-          <w:szCs w:val="24"/>
-        </w:rPr>
-      </w:pPr>
-      <w:r>
-        <w:rPr>
-          <w:sz w:val="24"/>
-          <w:szCs w:val="24"/>
-        </w:rPr>
-        <w:t>(Extremely uncertain) 1 · 2 · 3 · 4 · 5 · 6 · 7 (Extremely certain)</w:t>
-      </w:r>
-    </w:p>
-    <w:p>
-      <w:pPr>
-        <w:rPr>
-          <w:rFonts w:hint="eastAsia"/>
-          <w:sz w:val="24"/>
-          <w:szCs w:val="24"/>
-        </w:rPr>
-      </w:pPr>
-    </w:p>
-    <w:p>
-      <w:pPr>
+        <w:t>Part</w:t>
+      </w:r>
+      <w:r>
         <w:rPr>
           <w:rFonts w:hint="eastAsia"/>
           <w:b/>
@@ -355,7 +353,8 @@
           <w:sz w:val="28"/>
           <w:szCs w:val="32"/>
         </w:rPr>
-      </w:pPr>
+        <w:t>2</w:t>
+      </w:r>
       <w:r>
         <w:rPr>
           <w:rFonts w:hint="eastAsia"/>
@@ -364,47 +363,16 @@
           <w:sz w:val="28"/>
           <w:szCs w:val="32"/>
         </w:rPr>
-        <w:t>Part</w:t>
-      </w:r>
-      <w:proofErr w:type="gramStart"/>
-      <w:r>
-        <w:rPr>
-          <w:rFonts w:hint="eastAsia"/>
+        <w:t>:</w:t>
+      </w:r>
+      <w:r>
+        <w:rPr>
           <w:b/>
           <w:bCs/>
           <w:sz w:val="28"/>
           <w:szCs w:val="32"/>
         </w:rPr>
-        <w:t>2</w:t>
-      </w:r>
-      <w:r>
-        <w:rPr>
-          <w:rFonts w:hint="eastAsia"/>
-          <w:b/>
-          <w:bCs/>
-          <w:sz w:val="28"/>
-          <w:szCs w:val="32"/>
-        </w:rPr>
-        <w:t>:</w:t>
-      </w:r>
-      <w:r>
-        <w:rPr>
-          <w:b/>
-          <w:bCs/>
-          <w:sz w:val="28"/>
-          <w:szCs w:val="32"/>
-        </w:rPr>
-        <w:t>Tool</w:t>
-      </w:r>
-      <w:proofErr w:type="gramEnd"/>
-      <w:r>
-        <w:rPr>
-          <w:b/>
-          <w:bCs/>
-          <w:sz w:val="28"/>
-          <w:szCs w:val="32"/>
-        </w:rPr>
-        <w:t xml:space="preserve"> Availability and Willingness to Assess Value vs. Expectations</w:t>
+        <w:t>Tool Availability and Willingness to Assess Value vs. Expectations</w:t>
       </w:r>
     </w:p>
     <w:p>
